--- a/7-技术管理/流程制度规范类文件/SFKJ-ITSS-0701-运维服务研发管理制度.docx
+++ b/7-技术管理/流程制度规范类文件/SFKJ-ITSS-0701-运维服务研发管理制度.docx
@@ -415,8 +415,6 @@
               </w:rPr>
               <w:t>马璐艳</w:t>
             </w:r>
-            <w:bookmarkStart w:id="86" w:name="_GoBack"/>
-            <w:bookmarkEnd w:id="86"/>
           </w:p>
         </w:tc>
         <w:tc>
@@ -626,6 +624,8 @@
               </w:rPr>
               <w:t>马盛艳</w:t>
             </w:r>
+            <w:bookmarkStart w:id="86" w:name="_GoBack"/>
+            <w:bookmarkEnd w:id="86"/>
           </w:p>
         </w:tc>
         <w:tc>
@@ -1900,7 +1900,7 @@
                 <w:vertAlign w:val="baseline"/>
                 <w:lang w:val="en-US" w:eastAsia="zh-CN"/>
               </w:rPr>
-              <w:t>黄正宇</w:t>
+              <w:t>马璐艳</w:t>
             </w:r>
           </w:p>
         </w:tc>
@@ -3058,7 +3058,7 @@
             <w:fldChar w:fldCharType="begin"/>
           </w:r>
           <w:r>
-            <w:instrText xml:space="preserve"> HYPERLINK \l _Toc8712 </w:instrText>
+            <w:instrText xml:space="preserve"> HYPERLINK \l _Toc25298 </w:instrText>
           </w:r>
           <w:r>
             <w:fldChar w:fldCharType="separate"/>
@@ -3079,7 +3079,7 @@
             <w:fldChar w:fldCharType="begin"/>
           </w:r>
           <w:r>
-            <w:instrText xml:space="preserve"> PAGEREF _Toc8712 \h </w:instrText>
+            <w:instrText xml:space="preserve"> PAGEREF _Toc25298 \h </w:instrText>
           </w:r>
           <w:r>
             <w:fldChar w:fldCharType="separate"/>
@@ -3105,7 +3105,7 @@
             <w:fldChar w:fldCharType="begin"/>
           </w:r>
           <w:r>
-            <w:instrText xml:space="preserve"> HYPERLINK \l _Toc24608 </w:instrText>
+            <w:instrText xml:space="preserve"> HYPERLINK \l _Toc25512 </w:instrText>
           </w:r>
           <w:r>
             <w:fldChar w:fldCharType="separate"/>
@@ -3126,7 +3126,7 @@
             <w:fldChar w:fldCharType="begin"/>
           </w:r>
           <w:r>
-            <w:instrText xml:space="preserve"> PAGEREF _Toc24608 \h </w:instrText>
+            <w:instrText xml:space="preserve"> PAGEREF _Toc25512 \h </w:instrText>
           </w:r>
           <w:r>
             <w:fldChar w:fldCharType="separate"/>
@@ -3152,7 +3152,7 @@
             <w:fldChar w:fldCharType="begin"/>
           </w:r>
           <w:r>
-            <w:instrText xml:space="preserve"> HYPERLINK \l _Toc28372 </w:instrText>
+            <w:instrText xml:space="preserve"> HYPERLINK \l _Toc21620 </w:instrText>
           </w:r>
           <w:r>
             <w:fldChar w:fldCharType="separate"/>
@@ -3173,7 +3173,7 @@
             <w:fldChar w:fldCharType="begin"/>
           </w:r>
           <w:r>
-            <w:instrText xml:space="preserve"> PAGEREF _Toc28372 \h </w:instrText>
+            <w:instrText xml:space="preserve"> PAGEREF _Toc21620 \h </w:instrText>
           </w:r>
           <w:r>
             <w:fldChar w:fldCharType="separate"/>
@@ -3199,7 +3199,7 @@
             <w:fldChar w:fldCharType="begin"/>
           </w:r>
           <w:r>
-            <w:instrText xml:space="preserve"> HYPERLINK \l _Toc1719 </w:instrText>
+            <w:instrText xml:space="preserve"> HYPERLINK \l _Toc32604 </w:instrText>
           </w:r>
           <w:r>
             <w:fldChar w:fldCharType="separate"/>
@@ -3220,7 +3220,7 @@
             <w:fldChar w:fldCharType="begin"/>
           </w:r>
           <w:r>
-            <w:instrText xml:space="preserve"> PAGEREF _Toc1719 \h </w:instrText>
+            <w:instrText xml:space="preserve"> PAGEREF _Toc32604 \h </w:instrText>
           </w:r>
           <w:r>
             <w:fldChar w:fldCharType="separate"/>
@@ -3246,7 +3246,7 @@
             <w:fldChar w:fldCharType="begin"/>
           </w:r>
           <w:r>
-            <w:instrText xml:space="preserve"> HYPERLINK \l _Toc22080 </w:instrText>
+            <w:instrText xml:space="preserve"> HYPERLINK \l _Toc16687 </w:instrText>
           </w:r>
           <w:r>
             <w:fldChar w:fldCharType="separate"/>
@@ -3267,7 +3267,7 @@
             <w:fldChar w:fldCharType="begin"/>
           </w:r>
           <w:r>
-            <w:instrText xml:space="preserve"> PAGEREF _Toc22080 \h </w:instrText>
+            <w:instrText xml:space="preserve"> PAGEREF _Toc16687 \h </w:instrText>
           </w:r>
           <w:r>
             <w:fldChar w:fldCharType="separate"/>
@@ -3293,7 +3293,7 @@
             <w:fldChar w:fldCharType="begin"/>
           </w:r>
           <w:r>
-            <w:instrText xml:space="preserve"> HYPERLINK \l _Toc14459 </w:instrText>
+            <w:instrText xml:space="preserve"> HYPERLINK \l _Toc17601 </w:instrText>
           </w:r>
           <w:r>
             <w:fldChar w:fldCharType="separate"/>
@@ -3314,7 +3314,7 @@
             <w:fldChar w:fldCharType="begin"/>
           </w:r>
           <w:r>
-            <w:instrText xml:space="preserve"> PAGEREF _Toc14459 \h </w:instrText>
+            <w:instrText xml:space="preserve"> PAGEREF _Toc17601 \h </w:instrText>
           </w:r>
           <w:r>
             <w:fldChar w:fldCharType="separate"/>
@@ -3340,7 +3340,7 @@
             <w:fldChar w:fldCharType="begin"/>
           </w:r>
           <w:r>
-            <w:instrText xml:space="preserve"> HYPERLINK \l _Toc7157 </w:instrText>
+            <w:instrText xml:space="preserve"> HYPERLINK \l _Toc27867 </w:instrText>
           </w:r>
           <w:r>
             <w:fldChar w:fldCharType="separate"/>
@@ -3361,7 +3361,7 @@
             <w:fldChar w:fldCharType="begin"/>
           </w:r>
           <w:r>
-            <w:instrText xml:space="preserve"> PAGEREF _Toc7157 \h </w:instrText>
+            <w:instrText xml:space="preserve"> PAGEREF _Toc27867 \h </w:instrText>
           </w:r>
           <w:r>
             <w:fldChar w:fldCharType="separate"/>
@@ -3387,7 +3387,7 @@
             <w:fldChar w:fldCharType="begin"/>
           </w:r>
           <w:r>
-            <w:instrText xml:space="preserve"> HYPERLINK \l _Toc7418 </w:instrText>
+            <w:instrText xml:space="preserve"> HYPERLINK \l _Toc29262 </w:instrText>
           </w:r>
           <w:r>
             <w:fldChar w:fldCharType="separate"/>
@@ -3408,7 +3408,7 @@
             <w:fldChar w:fldCharType="begin"/>
           </w:r>
           <w:r>
-            <w:instrText xml:space="preserve"> PAGEREF _Toc7418 \h </w:instrText>
+            <w:instrText xml:space="preserve"> PAGEREF _Toc29262 \h </w:instrText>
           </w:r>
           <w:r>
             <w:fldChar w:fldCharType="separate"/>
@@ -3434,7 +3434,7 @@
             <w:fldChar w:fldCharType="begin"/>
           </w:r>
           <w:r>
-            <w:instrText xml:space="preserve"> HYPERLINK \l _Toc31169 </w:instrText>
+            <w:instrText xml:space="preserve"> HYPERLINK \l _Toc26147 </w:instrText>
           </w:r>
           <w:r>
             <w:fldChar w:fldCharType="separate"/>
@@ -3455,7 +3455,7 @@
             <w:fldChar w:fldCharType="begin"/>
           </w:r>
           <w:r>
-            <w:instrText xml:space="preserve"> PAGEREF _Toc31169 \h </w:instrText>
+            <w:instrText xml:space="preserve"> PAGEREF _Toc26147 \h </w:instrText>
           </w:r>
           <w:r>
             <w:fldChar w:fldCharType="separate"/>
@@ -3481,7 +3481,7 @@
             <w:fldChar w:fldCharType="begin"/>
           </w:r>
           <w:r>
-            <w:instrText xml:space="preserve"> HYPERLINK \l _Toc23893 </w:instrText>
+            <w:instrText xml:space="preserve"> HYPERLINK \l _Toc17865 </w:instrText>
           </w:r>
           <w:r>
             <w:fldChar w:fldCharType="separate"/>
@@ -3502,7 +3502,7 @@
             <w:fldChar w:fldCharType="begin"/>
           </w:r>
           <w:r>
-            <w:instrText xml:space="preserve"> PAGEREF _Toc23893 \h </w:instrText>
+            <w:instrText xml:space="preserve"> PAGEREF _Toc17865 \h </w:instrText>
           </w:r>
           <w:r>
             <w:fldChar w:fldCharType="separate"/>
@@ -3528,7 +3528,7 @@
             <w:fldChar w:fldCharType="begin"/>
           </w:r>
           <w:r>
-            <w:instrText xml:space="preserve"> HYPERLINK \l _Toc14479 </w:instrText>
+            <w:instrText xml:space="preserve"> HYPERLINK \l _Toc24151 </w:instrText>
           </w:r>
           <w:r>
             <w:fldChar w:fldCharType="separate"/>
@@ -3549,7 +3549,7 @@
             <w:fldChar w:fldCharType="begin"/>
           </w:r>
           <w:r>
-            <w:instrText xml:space="preserve"> PAGEREF _Toc14479 \h </w:instrText>
+            <w:instrText xml:space="preserve"> PAGEREF _Toc24151 \h </w:instrText>
           </w:r>
           <w:r>
             <w:fldChar w:fldCharType="separate"/>
@@ -3575,7 +3575,7 @@
             <w:fldChar w:fldCharType="begin"/>
           </w:r>
           <w:r>
-            <w:instrText xml:space="preserve"> HYPERLINK \l _Toc31220 </w:instrText>
+            <w:instrText xml:space="preserve"> HYPERLINK \l _Toc29534 </w:instrText>
           </w:r>
           <w:r>
             <w:fldChar w:fldCharType="separate"/>
@@ -3596,7 +3596,7 @@
             <w:fldChar w:fldCharType="begin"/>
           </w:r>
           <w:r>
-            <w:instrText xml:space="preserve"> PAGEREF _Toc31220 \h </w:instrText>
+            <w:instrText xml:space="preserve"> PAGEREF _Toc29534 \h </w:instrText>
           </w:r>
           <w:r>
             <w:fldChar w:fldCharType="separate"/>
@@ -3622,7 +3622,7 @@
             <w:fldChar w:fldCharType="begin"/>
           </w:r>
           <w:r>
-            <w:instrText xml:space="preserve"> HYPERLINK \l _Toc19900 </w:instrText>
+            <w:instrText xml:space="preserve"> HYPERLINK \l _Toc18595 </w:instrText>
           </w:r>
           <w:r>
             <w:fldChar w:fldCharType="separate"/>
@@ -3643,7 +3643,7 @@
             <w:fldChar w:fldCharType="begin"/>
           </w:r>
           <w:r>
-            <w:instrText xml:space="preserve"> PAGEREF _Toc19900 \h </w:instrText>
+            <w:instrText xml:space="preserve"> PAGEREF _Toc18595 \h </w:instrText>
           </w:r>
           <w:r>
             <w:fldChar w:fldCharType="separate"/>
@@ -3669,7 +3669,7 @@
             <w:fldChar w:fldCharType="begin"/>
           </w:r>
           <w:r>
-            <w:instrText xml:space="preserve"> HYPERLINK \l _Toc5868 </w:instrText>
+            <w:instrText xml:space="preserve"> HYPERLINK \l _Toc14961 </w:instrText>
           </w:r>
           <w:r>
             <w:fldChar w:fldCharType="separate"/>
@@ -3690,7 +3690,7 @@
             <w:fldChar w:fldCharType="begin"/>
           </w:r>
           <w:r>
-            <w:instrText xml:space="preserve"> PAGEREF _Toc5868 \h </w:instrText>
+            <w:instrText xml:space="preserve"> PAGEREF _Toc14961 \h </w:instrText>
           </w:r>
           <w:r>
             <w:fldChar w:fldCharType="separate"/>
@@ -3716,7 +3716,7 @@
             <w:fldChar w:fldCharType="begin"/>
           </w:r>
           <w:r>
-            <w:instrText xml:space="preserve"> HYPERLINK \l _Toc2168 </w:instrText>
+            <w:instrText xml:space="preserve"> HYPERLINK \l _Toc17443 </w:instrText>
           </w:r>
           <w:r>
             <w:fldChar w:fldCharType="separate"/>
@@ -3737,7 +3737,7 @@
             <w:fldChar w:fldCharType="begin"/>
           </w:r>
           <w:r>
-            <w:instrText xml:space="preserve"> PAGEREF _Toc2168 \h </w:instrText>
+            <w:instrText xml:space="preserve"> PAGEREF _Toc17443 \h </w:instrText>
           </w:r>
           <w:r>
             <w:fldChar w:fldCharType="separate"/>
@@ -3763,7 +3763,7 @@
             <w:fldChar w:fldCharType="begin"/>
           </w:r>
           <w:r>
-            <w:instrText xml:space="preserve"> HYPERLINK \l _Toc15474 </w:instrText>
+            <w:instrText xml:space="preserve"> HYPERLINK \l _Toc11754 </w:instrText>
           </w:r>
           <w:r>
             <w:fldChar w:fldCharType="separate"/>
@@ -3784,7 +3784,7 @@
             <w:fldChar w:fldCharType="begin"/>
           </w:r>
           <w:r>
-            <w:instrText xml:space="preserve"> PAGEREF _Toc15474 \h </w:instrText>
+            <w:instrText xml:space="preserve"> PAGEREF _Toc11754 \h </w:instrText>
           </w:r>
           <w:r>
             <w:fldChar w:fldCharType="separate"/>
@@ -3810,7 +3810,7 @@
             <w:fldChar w:fldCharType="begin"/>
           </w:r>
           <w:r>
-            <w:instrText xml:space="preserve"> HYPERLINK \l _Toc30425 </w:instrText>
+            <w:instrText xml:space="preserve"> HYPERLINK \l _Toc12140 </w:instrText>
           </w:r>
           <w:r>
             <w:fldChar w:fldCharType="separate"/>
@@ -3831,7 +3831,7 @@
             <w:fldChar w:fldCharType="begin"/>
           </w:r>
           <w:r>
-            <w:instrText xml:space="preserve"> PAGEREF _Toc30425 \h </w:instrText>
+            <w:instrText xml:space="preserve"> PAGEREF _Toc12140 \h </w:instrText>
           </w:r>
           <w:r>
             <w:fldChar w:fldCharType="separate"/>
@@ -3857,7 +3857,7 @@
             <w:fldChar w:fldCharType="begin"/>
           </w:r>
           <w:r>
-            <w:instrText xml:space="preserve"> HYPERLINK \l _Toc13332 </w:instrText>
+            <w:instrText xml:space="preserve"> HYPERLINK \l _Toc13333 </w:instrText>
           </w:r>
           <w:r>
             <w:fldChar w:fldCharType="separate"/>
@@ -3878,7 +3878,7 @@
             <w:fldChar w:fldCharType="begin"/>
           </w:r>
           <w:r>
-            <w:instrText xml:space="preserve"> PAGEREF _Toc13332 \h </w:instrText>
+            <w:instrText xml:space="preserve"> PAGEREF _Toc13333 \h </w:instrText>
           </w:r>
           <w:r>
             <w:fldChar w:fldCharType="separate"/>
@@ -3904,7 +3904,7 @@
             <w:fldChar w:fldCharType="begin"/>
           </w:r>
           <w:r>
-            <w:instrText xml:space="preserve"> HYPERLINK \l _Toc10432 </w:instrText>
+            <w:instrText xml:space="preserve"> HYPERLINK \l _Toc31102 </w:instrText>
           </w:r>
           <w:r>
             <w:fldChar w:fldCharType="separate"/>
@@ -3925,7 +3925,7 @@
             <w:fldChar w:fldCharType="begin"/>
           </w:r>
           <w:r>
-            <w:instrText xml:space="preserve"> PAGEREF _Toc10432 \h </w:instrText>
+            <w:instrText xml:space="preserve"> PAGEREF _Toc31102 \h </w:instrText>
           </w:r>
           <w:r>
             <w:fldChar w:fldCharType="separate"/>
@@ -3951,7 +3951,7 @@
             <w:fldChar w:fldCharType="begin"/>
           </w:r>
           <w:r>
-            <w:instrText xml:space="preserve"> HYPERLINK \l _Toc12433 </w:instrText>
+            <w:instrText xml:space="preserve"> HYPERLINK \l _Toc8777 </w:instrText>
           </w:r>
           <w:r>
             <w:fldChar w:fldCharType="separate"/>
@@ -3972,7 +3972,7 @@
             <w:fldChar w:fldCharType="begin"/>
           </w:r>
           <w:r>
-            <w:instrText xml:space="preserve"> PAGEREF _Toc12433 \h </w:instrText>
+            <w:instrText xml:space="preserve"> PAGEREF _Toc8777 \h </w:instrText>
           </w:r>
           <w:r>
             <w:fldChar w:fldCharType="separate"/>
@@ -3998,7 +3998,7 @@
             <w:fldChar w:fldCharType="begin"/>
           </w:r>
           <w:r>
-            <w:instrText xml:space="preserve"> HYPERLINK \l _Toc26317 </w:instrText>
+            <w:instrText xml:space="preserve"> HYPERLINK \l _Toc9029 </w:instrText>
           </w:r>
           <w:r>
             <w:fldChar w:fldCharType="separate"/>
@@ -4019,7 +4019,7 @@
             <w:fldChar w:fldCharType="begin"/>
           </w:r>
           <w:r>
-            <w:instrText xml:space="preserve"> PAGEREF _Toc26317 \h </w:instrText>
+            <w:instrText xml:space="preserve"> PAGEREF _Toc9029 \h </w:instrText>
           </w:r>
           <w:r>
             <w:fldChar w:fldCharType="separate"/>
@@ -4045,7 +4045,7 @@
             <w:fldChar w:fldCharType="begin"/>
           </w:r>
           <w:r>
-            <w:instrText xml:space="preserve"> HYPERLINK \l _Toc7551 </w:instrText>
+            <w:instrText xml:space="preserve"> HYPERLINK \l _Toc15086 </w:instrText>
           </w:r>
           <w:r>
             <w:fldChar w:fldCharType="separate"/>
@@ -4066,7 +4066,7 @@
             <w:fldChar w:fldCharType="begin"/>
           </w:r>
           <w:r>
-            <w:instrText xml:space="preserve"> PAGEREF _Toc7551 \h </w:instrText>
+            <w:instrText xml:space="preserve"> PAGEREF _Toc15086 \h </w:instrText>
           </w:r>
           <w:r>
             <w:fldChar w:fldCharType="separate"/>
@@ -4092,7 +4092,7 @@
             <w:fldChar w:fldCharType="begin"/>
           </w:r>
           <w:r>
-            <w:instrText xml:space="preserve"> HYPERLINK \l _Toc26088 </w:instrText>
+            <w:instrText xml:space="preserve"> HYPERLINK \l _Toc15881 </w:instrText>
           </w:r>
           <w:r>
             <w:fldChar w:fldCharType="separate"/>
@@ -4113,7 +4113,7 @@
             <w:fldChar w:fldCharType="begin"/>
           </w:r>
           <w:r>
-            <w:instrText xml:space="preserve"> PAGEREF _Toc26088 \h </w:instrText>
+            <w:instrText xml:space="preserve"> PAGEREF _Toc15881 \h </w:instrText>
           </w:r>
           <w:r>
             <w:fldChar w:fldCharType="separate"/>
@@ -4139,7 +4139,7 @@
             <w:fldChar w:fldCharType="begin"/>
           </w:r>
           <w:r>
-            <w:instrText xml:space="preserve"> HYPERLINK \l _Toc7462 </w:instrText>
+            <w:instrText xml:space="preserve"> HYPERLINK \l _Toc22148 </w:instrText>
           </w:r>
           <w:r>
             <w:fldChar w:fldCharType="separate"/>
@@ -4160,7 +4160,7 @@
             <w:fldChar w:fldCharType="begin"/>
           </w:r>
           <w:r>
-            <w:instrText xml:space="preserve"> PAGEREF _Toc7462 \h </w:instrText>
+            <w:instrText xml:space="preserve"> PAGEREF _Toc22148 \h </w:instrText>
           </w:r>
           <w:r>
             <w:fldChar w:fldCharType="separate"/>
@@ -4186,7 +4186,7 @@
             <w:fldChar w:fldCharType="begin"/>
           </w:r>
           <w:r>
-            <w:instrText xml:space="preserve"> HYPERLINK \l _Toc1071 </w:instrText>
+            <w:instrText xml:space="preserve"> HYPERLINK \l _Toc10121 </w:instrText>
           </w:r>
           <w:r>
             <w:fldChar w:fldCharType="separate"/>
@@ -4205,7 +4205,7 @@
             <w:fldChar w:fldCharType="begin"/>
           </w:r>
           <w:r>
-            <w:instrText xml:space="preserve"> PAGEREF _Toc1071 \h </w:instrText>
+            <w:instrText xml:space="preserve"> PAGEREF _Toc10121 \h </w:instrText>
           </w:r>
           <w:r>
             <w:fldChar w:fldCharType="separate"/>
@@ -4231,7 +4231,7 @@
             <w:fldChar w:fldCharType="begin"/>
           </w:r>
           <w:r>
-            <w:instrText xml:space="preserve"> HYPERLINK \l _Toc11835 </w:instrText>
+            <w:instrText xml:space="preserve"> HYPERLINK \l _Toc31089 </w:instrText>
           </w:r>
           <w:r>
             <w:fldChar w:fldCharType="separate"/>
@@ -4252,7 +4252,7 @@
             <w:fldChar w:fldCharType="begin"/>
           </w:r>
           <w:r>
-            <w:instrText xml:space="preserve"> PAGEREF _Toc11835 \h </w:instrText>
+            <w:instrText xml:space="preserve"> PAGEREF _Toc31089 \h </w:instrText>
           </w:r>
           <w:r>
             <w:fldChar w:fldCharType="separate"/>
@@ -4278,7 +4278,7 @@
             <w:fldChar w:fldCharType="begin"/>
           </w:r>
           <w:r>
-            <w:instrText xml:space="preserve"> HYPERLINK \l _Toc16975 </w:instrText>
+            <w:instrText xml:space="preserve"> HYPERLINK \l _Toc22021 </w:instrText>
           </w:r>
           <w:r>
             <w:fldChar w:fldCharType="separate"/>
@@ -4299,7 +4299,7 @@
             <w:fldChar w:fldCharType="begin"/>
           </w:r>
           <w:r>
-            <w:instrText xml:space="preserve"> PAGEREF _Toc16975 \h </w:instrText>
+            <w:instrText xml:space="preserve"> PAGEREF _Toc22021 \h </w:instrText>
           </w:r>
           <w:r>
             <w:fldChar w:fldCharType="separate"/>
@@ -4387,7 +4387,7 @@
         <w:fldChar w:fldCharType="begin"/>
       </w:r>
       <w:r>
-        <w:instrText xml:space="preserve"> HYPERLINK \l _Toc29507 </w:instrText>
+        <w:instrText xml:space="preserve"> HYPERLINK \l _Toc28393 </w:instrText>
       </w:r>
       <w:r>
         <w:fldChar w:fldCharType="separate"/>
@@ -4433,7 +4433,7 @@
         <w:fldChar w:fldCharType="begin"/>
       </w:r>
       <w:r>
-        <w:instrText xml:space="preserve"> PAGEREF _Toc29507 \h </w:instrText>
+        <w:instrText xml:space="preserve"> PAGEREF _Toc28393 \h </w:instrText>
       </w:r>
       <w:r>
         <w:fldChar w:fldCharType="separate"/>
@@ -4459,7 +4459,7 @@
         <w:fldChar w:fldCharType="begin"/>
       </w:r>
       <w:r>
-        <w:instrText xml:space="preserve"> HYPERLINK \l _Toc32471 </w:instrText>
+        <w:instrText xml:space="preserve"> HYPERLINK \l _Toc4950 </w:instrText>
       </w:r>
       <w:r>
         <w:fldChar w:fldCharType="separate"/>
@@ -4505,7 +4505,7 @@
         <w:fldChar w:fldCharType="begin"/>
       </w:r>
       <w:r>
-        <w:instrText xml:space="preserve"> PAGEREF _Toc32471 \h </w:instrText>
+        <w:instrText xml:space="preserve"> PAGEREF _Toc4950 \h </w:instrText>
       </w:r>
       <w:r>
         <w:fldChar w:fldCharType="separate"/>
@@ -4531,7 +4531,7 @@
         <w:fldChar w:fldCharType="begin"/>
       </w:r>
       <w:r>
-        <w:instrText xml:space="preserve"> HYPERLINK \l _Toc16410 </w:instrText>
+        <w:instrText xml:space="preserve"> HYPERLINK \l _Toc13494 </w:instrText>
       </w:r>
       <w:r>
         <w:fldChar w:fldCharType="separate"/>
@@ -4577,7 +4577,7 @@
         <w:fldChar w:fldCharType="begin"/>
       </w:r>
       <w:r>
-        <w:instrText xml:space="preserve"> PAGEREF _Toc16410 \h </w:instrText>
+        <w:instrText xml:space="preserve"> PAGEREF _Toc13494 \h </w:instrText>
       </w:r>
       <w:r>
         <w:fldChar w:fldCharType="separate"/>
@@ -4603,7 +4603,7 @@
         <w:fldChar w:fldCharType="begin"/>
       </w:r>
       <w:r>
-        <w:instrText xml:space="preserve"> HYPERLINK \l _Toc26056 </w:instrText>
+        <w:instrText xml:space="preserve"> HYPERLINK \l _Toc22345 </w:instrText>
       </w:r>
       <w:r>
         <w:fldChar w:fldCharType="separate"/>
@@ -4649,7 +4649,7 @@
         <w:fldChar w:fldCharType="begin"/>
       </w:r>
       <w:r>
-        <w:instrText xml:space="preserve"> PAGEREF _Toc26056 \h </w:instrText>
+        <w:instrText xml:space="preserve"> PAGEREF _Toc22345 \h </w:instrText>
       </w:r>
       <w:r>
         <w:fldChar w:fldCharType="separate"/>
@@ -4675,7 +4675,7 @@
         <w:fldChar w:fldCharType="begin"/>
       </w:r>
       <w:r>
-        <w:instrText xml:space="preserve"> HYPERLINK \l _Toc25157 </w:instrText>
+        <w:instrText xml:space="preserve"> HYPERLINK \l _Toc2808 </w:instrText>
       </w:r>
       <w:r>
         <w:fldChar w:fldCharType="separate"/>
@@ -4721,7 +4721,7 @@
         <w:fldChar w:fldCharType="begin"/>
       </w:r>
       <w:r>
-        <w:instrText xml:space="preserve"> PAGEREF _Toc25157 \h </w:instrText>
+        <w:instrText xml:space="preserve"> PAGEREF _Toc2808 \h </w:instrText>
       </w:r>
       <w:r>
         <w:fldChar w:fldCharType="separate"/>
@@ -4747,7 +4747,7 @@
         <w:fldChar w:fldCharType="begin"/>
       </w:r>
       <w:r>
-        <w:instrText xml:space="preserve"> HYPERLINK \l _Toc6035 </w:instrText>
+        <w:instrText xml:space="preserve"> HYPERLINK \l _Toc13589 </w:instrText>
       </w:r>
       <w:r>
         <w:fldChar w:fldCharType="separate"/>
@@ -4793,7 +4793,7 @@
         <w:fldChar w:fldCharType="begin"/>
       </w:r>
       <w:r>
-        <w:instrText xml:space="preserve"> PAGEREF _Toc6035 \h </w:instrText>
+        <w:instrText xml:space="preserve"> PAGEREF _Toc13589 \h </w:instrText>
       </w:r>
       <w:r>
         <w:fldChar w:fldCharType="separate"/>
@@ -4819,7 +4819,7 @@
         <w:fldChar w:fldCharType="begin"/>
       </w:r>
       <w:r>
-        <w:instrText xml:space="preserve"> HYPERLINK \l _Toc22470 </w:instrText>
+        <w:instrText xml:space="preserve"> HYPERLINK \l _Toc3422 </w:instrText>
       </w:r>
       <w:r>
         <w:fldChar w:fldCharType="separate"/>
@@ -4865,7 +4865,7 @@
         <w:fldChar w:fldCharType="begin"/>
       </w:r>
       <w:r>
-        <w:instrText xml:space="preserve"> PAGEREF _Toc22470 \h </w:instrText>
+        <w:instrText xml:space="preserve"> PAGEREF _Toc3422 \h </w:instrText>
       </w:r>
       <w:r>
         <w:fldChar w:fldCharType="separate"/>
@@ -4891,7 +4891,7 @@
         <w:fldChar w:fldCharType="begin"/>
       </w:r>
       <w:r>
-        <w:instrText xml:space="preserve"> HYPERLINK \l _Toc1620 </w:instrText>
+        <w:instrText xml:space="preserve"> HYPERLINK \l _Toc4098 </w:instrText>
       </w:r>
       <w:r>
         <w:fldChar w:fldCharType="separate"/>
@@ -4937,7 +4937,7 @@
         <w:fldChar w:fldCharType="begin"/>
       </w:r>
       <w:r>
-        <w:instrText xml:space="preserve"> PAGEREF _Toc1620 \h </w:instrText>
+        <w:instrText xml:space="preserve"> PAGEREF _Toc4098 \h </w:instrText>
       </w:r>
       <w:r>
         <w:fldChar w:fldCharType="separate"/>
@@ -4963,7 +4963,7 @@
         <w:fldChar w:fldCharType="begin"/>
       </w:r>
       <w:r>
-        <w:instrText xml:space="preserve"> HYPERLINK \l _Toc18617 </w:instrText>
+        <w:instrText xml:space="preserve"> HYPERLINK \l _Toc29859 </w:instrText>
       </w:r>
       <w:r>
         <w:fldChar w:fldCharType="separate"/>
@@ -5009,7 +5009,7 @@
         <w:fldChar w:fldCharType="begin"/>
       </w:r>
       <w:r>
-        <w:instrText xml:space="preserve"> PAGEREF _Toc18617 \h </w:instrText>
+        <w:instrText xml:space="preserve"> PAGEREF _Toc29859 \h </w:instrText>
       </w:r>
       <w:r>
         <w:fldChar w:fldCharType="separate"/>
@@ -5035,7 +5035,7 @@
         <w:fldChar w:fldCharType="begin"/>
       </w:r>
       <w:r>
-        <w:instrText xml:space="preserve"> HYPERLINK \l _Toc26936 </w:instrText>
+        <w:instrText xml:space="preserve"> HYPERLINK \l _Toc31416 </w:instrText>
       </w:r>
       <w:r>
         <w:fldChar w:fldCharType="separate"/>
@@ -5081,7 +5081,7 @@
         <w:fldChar w:fldCharType="begin"/>
       </w:r>
       <w:r>
-        <w:instrText xml:space="preserve"> PAGEREF _Toc26936 \h </w:instrText>
+        <w:instrText xml:space="preserve"> PAGEREF _Toc31416 \h </w:instrText>
       </w:r>
       <w:r>
         <w:fldChar w:fldCharType="separate"/>
@@ -5107,7 +5107,7 @@
         <w:fldChar w:fldCharType="begin"/>
       </w:r>
       <w:r>
-        <w:instrText xml:space="preserve"> HYPERLINK \l _Toc25807 </w:instrText>
+        <w:instrText xml:space="preserve"> HYPERLINK \l _Toc7613 </w:instrText>
       </w:r>
       <w:r>
         <w:fldChar w:fldCharType="separate"/>
@@ -5153,7 +5153,7 @@
         <w:fldChar w:fldCharType="begin"/>
       </w:r>
       <w:r>
-        <w:instrText xml:space="preserve"> PAGEREF _Toc25807 \h </w:instrText>
+        <w:instrText xml:space="preserve"> PAGEREF _Toc7613 \h </w:instrText>
       </w:r>
       <w:r>
         <w:fldChar w:fldCharType="separate"/>
@@ -5179,7 +5179,7 @@
         <w:fldChar w:fldCharType="begin"/>
       </w:r>
       <w:r>
-        <w:instrText xml:space="preserve"> HYPERLINK \l _Toc9616 </w:instrText>
+        <w:instrText xml:space="preserve"> HYPERLINK \l _Toc6156 </w:instrText>
       </w:r>
       <w:r>
         <w:fldChar w:fldCharType="separate"/>
@@ -5225,7 +5225,7 @@
         <w:fldChar w:fldCharType="begin"/>
       </w:r>
       <w:r>
-        <w:instrText xml:space="preserve"> PAGEREF _Toc9616 \h </w:instrText>
+        <w:instrText xml:space="preserve"> PAGEREF _Toc6156 \h </w:instrText>
       </w:r>
       <w:r>
         <w:fldChar w:fldCharType="separate"/>
@@ -5251,7 +5251,7 @@
         <w:fldChar w:fldCharType="begin"/>
       </w:r>
       <w:r>
-        <w:instrText xml:space="preserve"> HYPERLINK \l _Toc13566 </w:instrText>
+        <w:instrText xml:space="preserve"> HYPERLINK \l _Toc4440 </w:instrText>
       </w:r>
       <w:r>
         <w:fldChar w:fldCharType="separate"/>
@@ -5297,7 +5297,7 @@
         <w:fldChar w:fldCharType="begin"/>
       </w:r>
       <w:r>
-        <w:instrText xml:space="preserve"> PAGEREF _Toc13566 \h </w:instrText>
+        <w:instrText xml:space="preserve"> PAGEREF _Toc4440 \h </w:instrText>
       </w:r>
       <w:r>
         <w:fldChar w:fldCharType="separate"/>
@@ -5323,7 +5323,7 @@
         <w:fldChar w:fldCharType="begin"/>
       </w:r>
       <w:r>
-        <w:instrText xml:space="preserve"> HYPERLINK \l _Toc20004 </w:instrText>
+        <w:instrText xml:space="preserve"> HYPERLINK \l _Toc32283 </w:instrText>
       </w:r>
       <w:r>
         <w:fldChar w:fldCharType="separate"/>
@@ -5369,7 +5369,7 @@
         <w:fldChar w:fldCharType="begin"/>
       </w:r>
       <w:r>
-        <w:instrText xml:space="preserve"> PAGEREF _Toc20004 \h </w:instrText>
+        <w:instrText xml:space="preserve"> PAGEREF _Toc32283 \h </w:instrText>
       </w:r>
       <w:r>
         <w:fldChar w:fldCharType="separate"/>
@@ -5395,7 +5395,7 @@
         <w:fldChar w:fldCharType="begin"/>
       </w:r>
       <w:r>
-        <w:instrText xml:space="preserve"> HYPERLINK \l _Toc13687 </w:instrText>
+        <w:instrText xml:space="preserve"> HYPERLINK \l _Toc8066 </w:instrText>
       </w:r>
       <w:r>
         <w:fldChar w:fldCharType="separate"/>
@@ -5438,7 +5438,7 @@
         <w:fldChar w:fldCharType="begin"/>
       </w:r>
       <w:r>
-        <w:instrText xml:space="preserve"> PAGEREF _Toc13687 \h </w:instrText>
+        <w:instrText xml:space="preserve"> PAGEREF _Toc8066 \h </w:instrText>
       </w:r>
       <w:r>
         <w:fldChar w:fldCharType="separate"/>
@@ -5464,7 +5464,7 @@
         <w:fldChar w:fldCharType="begin"/>
       </w:r>
       <w:r>
-        <w:instrText xml:space="preserve"> HYPERLINK \l _Toc11466 </w:instrText>
+        <w:instrText xml:space="preserve"> HYPERLINK \l _Toc20373 </w:instrText>
       </w:r>
       <w:r>
         <w:fldChar w:fldCharType="separate"/>
@@ -5510,7 +5510,7 @@
         <w:fldChar w:fldCharType="begin"/>
       </w:r>
       <w:r>
-        <w:instrText xml:space="preserve"> PAGEREF _Toc11466 \h </w:instrText>
+        <w:instrText xml:space="preserve"> PAGEREF _Toc20373 \h </w:instrText>
       </w:r>
       <w:r>
         <w:fldChar w:fldCharType="separate"/>
@@ -5594,7 +5594,7 @@
         <w:textAlignment w:val="baseline"/>
       </w:pPr>
       <w:bookmarkStart w:id="1" w:name="heading_2"/>
-      <w:bookmarkStart w:id="2" w:name="_Toc8712"/>
+      <w:bookmarkStart w:id="2" w:name="_Toc25298"/>
       <w:bookmarkStart w:id="3" w:name="_Toc251"/>
       <w:r>
         <w:t>目的</w:t>
@@ -5642,8 +5642,8 @@
         <w:snapToGrid w:val="0"/>
         <w:textAlignment w:val="baseline"/>
       </w:pPr>
-      <w:bookmarkStart w:id="4" w:name="_Toc24608"/>
-      <w:bookmarkStart w:id="5" w:name="heading_3"/>
+      <w:bookmarkStart w:id="4" w:name="heading_3"/>
+      <w:bookmarkStart w:id="5" w:name="_Toc25512"/>
       <w:r>
         <w:t>适用范围</w:t>
       </w:r>
@@ -5691,7 +5691,7 @@
         <w:textAlignment w:val="baseline"/>
       </w:pPr>
       <w:bookmarkStart w:id="6" w:name="heading_4"/>
-      <w:bookmarkStart w:id="7" w:name="_Toc28372"/>
+      <w:bookmarkStart w:id="7" w:name="_Toc21620"/>
       <w:r>
         <w:t>角色和职责</w:t>
       </w:r>
@@ -5829,7 +5829,7 @@
         </w:rPr>
         <w:fldChar w:fldCharType="end"/>
       </w:r>
-      <w:bookmarkStart w:id="9" w:name="_Toc29507"/>
+      <w:bookmarkStart w:id="9" w:name="_Toc28393"/>
       <w:r>
         <w:rPr>
           <w:rFonts w:hint="eastAsia"/>
@@ -6487,7 +6487,7 @@
         <w:textAlignment w:val="baseline"/>
       </w:pPr>
       <w:bookmarkStart w:id="10" w:name="heading_6"/>
-      <w:bookmarkStart w:id="11" w:name="_Toc1719"/>
+      <w:bookmarkStart w:id="11" w:name="_Toc32604"/>
       <w:r>
         <w:t>研发部</w:t>
       </w:r>
@@ -6697,7 +6697,7 @@
         <w:textAlignment w:val="baseline"/>
       </w:pPr>
       <w:bookmarkStart w:id="12" w:name="heading_7"/>
-      <w:bookmarkStart w:id="13" w:name="_Toc22080"/>
+      <w:bookmarkStart w:id="13" w:name="_Toc16687"/>
       <w:r>
         <w:t>运维部</w:t>
       </w:r>
@@ -6852,8 +6852,8 @@
         <w:snapToGrid w:val="0"/>
         <w:textAlignment w:val="baseline"/>
       </w:pPr>
-      <w:bookmarkStart w:id="14" w:name="_Toc14459"/>
-      <w:bookmarkStart w:id="15" w:name="heading_8"/>
+      <w:bookmarkStart w:id="14" w:name="heading_8"/>
+      <w:bookmarkStart w:id="15" w:name="_Toc17601"/>
       <w:r>
         <w:t>研发立项</w:t>
       </w:r>
@@ -6878,8 +6878,8 @@
         <w:snapToGrid w:val="0"/>
         <w:textAlignment w:val="baseline"/>
       </w:pPr>
-      <w:bookmarkStart w:id="16" w:name="_Toc7157"/>
-      <w:bookmarkStart w:id="17" w:name="heading_9"/>
+      <w:bookmarkStart w:id="16" w:name="heading_9"/>
+      <w:bookmarkStart w:id="17" w:name="_Toc27867"/>
       <w:r>
         <w:t>研发小组</w:t>
       </w:r>
@@ -7061,7 +7061,7 @@
         </w:rPr>
         <w:fldChar w:fldCharType="end"/>
       </w:r>
-      <w:bookmarkStart w:id="19" w:name="_Toc32471"/>
+      <w:bookmarkStart w:id="19" w:name="_Toc4950"/>
       <w:r>
         <w:rPr>
           <w:rFonts w:hint="eastAsia"/>
@@ -7343,7 +7343,6 @@
             <w:insideH w:val="none" w:color="auto" w:sz="0" w:space="0"/>
             <w:insideV w:val="none" w:color="auto" w:sz="0" w:space="0"/>
           </w:tblBorders>
-          <w:shd w:val="clear" w:color="auto" w:fill="auto"/>
           <w:tblCellMar>
             <w:top w:w="15" w:type="dxa"/>
             <w:left w:w="15" w:type="dxa"/>
@@ -7567,7 +7566,6 @@
             <w:insideH w:val="none" w:color="auto" w:sz="0" w:space="0"/>
             <w:insideV w:val="none" w:color="auto" w:sz="0" w:space="0"/>
           </w:tblBorders>
-          <w:shd w:val="clear" w:color="auto" w:fill="auto"/>
           <w:tblCellMar>
             <w:top w:w="15" w:type="dxa"/>
             <w:left w:w="15" w:type="dxa"/>
@@ -8269,7 +8267,7 @@
         <w:textAlignment w:val="baseline"/>
       </w:pPr>
       <w:bookmarkStart w:id="20" w:name="heading_11"/>
-      <w:bookmarkStart w:id="21" w:name="_Toc7418"/>
+      <w:bookmarkStart w:id="21" w:name="_Toc29262"/>
       <w:r>
         <w:t>研发计划的内容</w:t>
       </w:r>
@@ -8429,7 +8427,7 @@
         </w:rPr>
         <w:fldChar w:fldCharType="end"/>
       </w:r>
-      <w:bookmarkStart w:id="23" w:name="_Toc16410"/>
+      <w:bookmarkStart w:id="23" w:name="_Toc13494"/>
       <w:r>
         <w:rPr>
           <w:rFonts w:hint="eastAsia"/>
@@ -9171,7 +9169,7 @@
         <w:textAlignment w:val="baseline"/>
       </w:pPr>
       <w:bookmarkStart w:id="24" w:name="heading_13"/>
-      <w:bookmarkStart w:id="25" w:name="_Toc31169"/>
+      <w:bookmarkStart w:id="25" w:name="_Toc26147"/>
       <w:r>
         <w:t>研发计划的撰写</w:t>
       </w:r>
@@ -9240,8 +9238,8 @@
         <w:snapToGrid w:val="0"/>
         <w:textAlignment w:val="baseline"/>
       </w:pPr>
-      <w:bookmarkStart w:id="26" w:name="_Toc23893"/>
-      <w:bookmarkStart w:id="27" w:name="heading_14"/>
+      <w:bookmarkStart w:id="26" w:name="heading_14"/>
+      <w:bookmarkStart w:id="27" w:name="_Toc17865"/>
       <w:r>
         <w:t>研发计划的审议</w:t>
       </w:r>
@@ -9401,7 +9399,7 @@
         </w:rPr>
         <w:fldChar w:fldCharType="end"/>
       </w:r>
-      <w:bookmarkStart w:id="29" w:name="_Toc26056"/>
+      <w:bookmarkStart w:id="29" w:name="_Toc22345"/>
       <w:r>
         <w:rPr>
           <w:rFonts w:hint="eastAsia"/>
@@ -10235,7 +10233,7 @@
         <w:textAlignment w:val="baseline"/>
       </w:pPr>
       <w:bookmarkStart w:id="30" w:name="heading_16"/>
-      <w:bookmarkStart w:id="31" w:name="_Toc14479"/>
+      <w:bookmarkStart w:id="31" w:name="_Toc24151"/>
       <w:r>
         <w:t>项目实施</w:t>
       </w:r>
@@ -10373,7 +10371,7 @@
         </w:rPr>
         <w:fldChar w:fldCharType="end"/>
       </w:r>
-      <w:bookmarkStart w:id="33" w:name="_Toc25157"/>
+      <w:bookmarkStart w:id="33" w:name="_Toc2808"/>
       <w:r>
         <w:rPr>
           <w:rFonts w:hint="eastAsia"/>
@@ -10424,6 +10422,12 @@
             <w:insideH w:val="none" w:color="auto" w:sz="0" w:space="0"/>
             <w:insideV w:val="none" w:color="auto" w:sz="0" w:space="0"/>
           </w:tblBorders>
+          <w:tblCellMar>
+            <w:top w:w="0" w:type="dxa"/>
+            <w:left w:w="10" w:type="dxa"/>
+            <w:bottom w:w="0" w:type="dxa"/>
+            <w:right w:w="10" w:type="dxa"/>
+          </w:tblCellMar>
         </w:tblPrEx>
         <w:trPr>
           <w:trHeight w:val="0" w:hRule="atLeast"/>
@@ -11811,7 +11815,7 @@
         <w:textAlignment w:val="baseline"/>
       </w:pPr>
       <w:bookmarkStart w:id="34" w:name="heading_18"/>
-      <w:bookmarkStart w:id="35" w:name="_Toc31220"/>
+      <w:bookmarkStart w:id="35" w:name="_Toc29534"/>
       <w:r>
         <w:t>技术管理</w:t>
       </w:r>
@@ -11949,7 +11953,7 @@
         </w:rPr>
         <w:fldChar w:fldCharType="end"/>
       </w:r>
-      <w:bookmarkStart w:id="37" w:name="_Toc6035"/>
+      <w:bookmarkStart w:id="37" w:name="_Toc13589"/>
       <w:r>
         <w:rPr>
           <w:rFonts w:hint="eastAsia"/>
@@ -11998,12 +12002,6 @@
             <w:insideH w:val="none" w:color="auto" w:sz="0" w:space="0"/>
             <w:insideV w:val="none" w:color="auto" w:sz="0" w:space="0"/>
           </w:tblBorders>
-          <w:tblCellMar>
-            <w:top w:w="0" w:type="dxa"/>
-            <w:left w:w="10" w:type="dxa"/>
-            <w:bottom w:w="0" w:type="dxa"/>
-            <w:right w:w="10" w:type="dxa"/>
-          </w:tblCellMar>
         </w:tblPrEx>
         <w:trPr>
           <w:trHeight w:val="0" w:hRule="atLeast"/>
@@ -12668,8 +12666,8 @@
         <w:snapToGrid w:val="0"/>
         <w:textAlignment w:val="baseline"/>
       </w:pPr>
-      <w:bookmarkStart w:id="38" w:name="_Toc19900"/>
-      <w:bookmarkStart w:id="39" w:name="heading_20"/>
+      <w:bookmarkStart w:id="38" w:name="heading_20"/>
+      <w:bookmarkStart w:id="39" w:name="_Toc18595"/>
       <w:r>
         <w:t>成本管理</w:t>
       </w:r>
@@ -12807,7 +12805,7 @@
         </w:rPr>
         <w:fldChar w:fldCharType="end"/>
       </w:r>
-      <w:bookmarkStart w:id="41" w:name="_Toc22470"/>
+      <w:bookmarkStart w:id="41" w:name="_Toc3422"/>
       <w:r>
         <w:rPr>
           <w:rFonts w:hint="eastAsia"/>
@@ -13639,7 +13637,7 @@
         </w:rPr>
         <w:fldChar w:fldCharType="end"/>
       </w:r>
-      <w:bookmarkStart w:id="43" w:name="_Toc1620"/>
+      <w:bookmarkStart w:id="43" w:name="_Toc4098"/>
       <w:r>
         <w:rPr>
           <w:rFonts w:hint="eastAsia"/>
@@ -14190,8 +14188,8 @@
         <w:snapToGrid w:val="0"/>
         <w:textAlignment w:val="baseline"/>
       </w:pPr>
-      <w:bookmarkStart w:id="44" w:name="_Toc5868"/>
-      <w:bookmarkStart w:id="45" w:name="heading_23"/>
+      <w:bookmarkStart w:id="44" w:name="heading_23"/>
+      <w:bookmarkStart w:id="45" w:name="_Toc14961"/>
       <w:r>
         <w:t>文档管理</w:t>
       </w:r>
@@ -14216,8 +14214,8 @@
         <w:snapToGrid w:val="0"/>
         <w:textAlignment w:val="baseline"/>
       </w:pPr>
-      <w:bookmarkStart w:id="46" w:name="_Toc2168"/>
-      <w:bookmarkStart w:id="47" w:name="heading_24"/>
+      <w:bookmarkStart w:id="46" w:name="heading_24"/>
+      <w:bookmarkStart w:id="47" w:name="_Toc17443"/>
       <w:r>
         <w:t>项目文档管理的意义</w:t>
       </w:r>
@@ -14265,7 +14263,7 @@
         <w:textAlignment w:val="baseline"/>
       </w:pPr>
       <w:bookmarkStart w:id="48" w:name="heading_25"/>
-      <w:bookmarkStart w:id="49" w:name="_Toc15474"/>
+      <w:bookmarkStart w:id="49" w:name="_Toc11754"/>
       <w:r>
         <w:t>项目文档内容</w:t>
       </w:r>
@@ -14403,7 +14401,7 @@
         </w:rPr>
         <w:fldChar w:fldCharType="end"/>
       </w:r>
-      <w:bookmarkStart w:id="51" w:name="_Toc18617"/>
+      <w:bookmarkStart w:id="51" w:name="_Toc29859"/>
       <w:r>
         <w:rPr>
           <w:rFonts w:hint="eastAsia"/>
@@ -15015,7 +15013,7 @@
         <w:textAlignment w:val="baseline"/>
       </w:pPr>
       <w:bookmarkStart w:id="52" w:name="heading_27"/>
-      <w:bookmarkStart w:id="53" w:name="_Toc30425"/>
+      <w:bookmarkStart w:id="53" w:name="_Toc12140"/>
       <w:r>
         <w:t>项目文档管理</w:t>
       </w:r>
@@ -15153,7 +15151,7 @@
         </w:rPr>
         <w:fldChar w:fldCharType="end"/>
       </w:r>
-      <w:bookmarkStart w:id="55" w:name="_Toc26936"/>
+      <w:bookmarkStart w:id="55" w:name="_Toc31416"/>
       <w:r>
         <w:rPr>
           <w:rFonts w:hint="eastAsia"/>
@@ -15873,7 +15871,7 @@
         <w:textAlignment w:val="baseline"/>
       </w:pPr>
       <w:bookmarkStart w:id="56" w:name="heading_29"/>
-      <w:bookmarkStart w:id="57" w:name="_Toc13332"/>
+      <w:bookmarkStart w:id="57" w:name="_Toc13333"/>
       <w:r>
         <w:t>知识产权管理</w:t>
       </w:r>
@@ -15899,7 +15897,7 @@
         <w:textAlignment w:val="baseline"/>
       </w:pPr>
       <w:bookmarkStart w:id="58" w:name="heading_30"/>
-      <w:bookmarkStart w:id="59" w:name="_Toc10432"/>
+      <w:bookmarkStart w:id="59" w:name="_Toc31102"/>
       <w:r>
         <w:t>适用范围</w:t>
       </w:r>
@@ -15947,7 +15945,7 @@
         <w:textAlignment w:val="baseline"/>
       </w:pPr>
       <w:bookmarkStart w:id="60" w:name="heading_31"/>
-      <w:bookmarkStart w:id="61" w:name="_Toc12433"/>
+      <w:bookmarkStart w:id="61" w:name="_Toc8777"/>
       <w:r>
         <w:t>知识产权范围</w:t>
       </w:r>
@@ -16107,7 +16105,7 @@
         </w:rPr>
         <w:fldChar w:fldCharType="end"/>
       </w:r>
-      <w:bookmarkStart w:id="63" w:name="_Toc25807"/>
+      <w:bookmarkStart w:id="63" w:name="_Toc7613"/>
       <w:r>
         <w:rPr>
           <w:rFonts w:hint="eastAsia"/>
@@ -16156,6 +16154,12 @@
             <w:insideH w:val="none" w:color="auto" w:sz="0" w:space="0"/>
             <w:insideV w:val="none" w:color="auto" w:sz="0" w:space="0"/>
           </w:tblBorders>
+          <w:tblCellMar>
+            <w:top w:w="0" w:type="dxa"/>
+            <w:left w:w="10" w:type="dxa"/>
+            <w:bottom w:w="0" w:type="dxa"/>
+            <w:right w:w="10" w:type="dxa"/>
+          </w:tblCellMar>
         </w:tblPrEx>
         <w:trPr>
           <w:trHeight w:val="0" w:hRule="atLeast"/>
@@ -16901,7 +16905,7 @@
         <w:textAlignment w:val="baseline"/>
       </w:pPr>
       <w:bookmarkStart w:id="64" w:name="heading_33"/>
-      <w:bookmarkStart w:id="65" w:name="_Toc26317"/>
+      <w:bookmarkStart w:id="65" w:name="_Toc9029"/>
       <w:r>
         <w:t>知识产权管理职责</w:t>
       </w:r>
@@ -17040,7 +17044,7 @@
         </w:rPr>
         <w:fldChar w:fldCharType="end"/>
       </w:r>
-      <w:bookmarkStart w:id="67" w:name="_Toc9616"/>
+      <w:bookmarkStart w:id="67" w:name="_Toc6156"/>
       <w:r>
         <w:rPr>
           <w:rFonts w:hint="eastAsia"/>
@@ -17533,7 +17537,7 @@
         <w:snapToGrid w:val="0"/>
         <w:textAlignment w:val="baseline"/>
       </w:pPr>
-      <w:bookmarkStart w:id="68" w:name="_Toc7551"/>
+      <w:bookmarkStart w:id="68" w:name="_Toc15086"/>
       <w:r>
         <w:t>知识产权的取得</w:t>
       </w:r>
@@ -17692,7 +17696,7 @@
         </w:rPr>
         <w:fldChar w:fldCharType="end"/>
       </w:r>
-      <w:bookmarkStart w:id="70" w:name="_Toc13566"/>
+      <w:bookmarkStart w:id="70" w:name="_Toc4440"/>
       <w:r>
         <w:rPr>
           <w:rFonts w:hint="eastAsia"/>
@@ -18433,8 +18437,8 @@
         <w:snapToGrid w:val="0"/>
         <w:textAlignment w:val="baseline"/>
       </w:pPr>
-      <w:bookmarkStart w:id="71" w:name="_Toc26088"/>
-      <w:bookmarkStart w:id="72" w:name="heading_37"/>
+      <w:bookmarkStart w:id="71" w:name="heading_37"/>
+      <w:bookmarkStart w:id="72" w:name="_Toc15881"/>
       <w:r>
         <w:t>人员管理</w:t>
       </w:r>
@@ -18526,7 +18530,7 @@
         <w:textAlignment w:val="baseline"/>
       </w:pPr>
       <w:bookmarkStart w:id="73" w:name="heading_38"/>
-      <w:bookmarkStart w:id="74" w:name="_Toc7462"/>
+      <w:bookmarkStart w:id="74" w:name="_Toc22148"/>
       <w:r>
         <w:t>知识产权管理奖惩</w:t>
       </w:r>
@@ -18652,7 +18656,7 @@
         </w:rPr>
         <w:fldChar w:fldCharType="end"/>
       </w:r>
-      <w:bookmarkStart w:id="76" w:name="_Toc20004"/>
+      <w:bookmarkStart w:id="76" w:name="_Toc32283"/>
       <w:r>
         <w:rPr>
           <w:rFonts w:hint="eastAsia"/>
@@ -19410,7 +19414,7 @@
           <w:lang w:val="en-US" w:eastAsia="zh-CN"/>
         </w:rPr>
       </w:pPr>
-      <w:bookmarkStart w:id="77" w:name="_Toc1071"/>
+      <w:bookmarkStart w:id="77" w:name="_Toc10121"/>
       <w:r>
         <w:rPr>
           <w:rFonts w:hint="default"/>
@@ -19555,7 +19559,7 @@
         </w:rPr>
         <w:fldChar w:fldCharType="end"/>
       </w:r>
-      <w:bookmarkStart w:id="78" w:name="_Toc13687"/>
+      <w:bookmarkStart w:id="78" w:name="_Toc8066"/>
       <w:r>
         <w:rPr>
           <w:rFonts w:hint="default"/>
@@ -19603,6 +19607,7 @@
             <w:insideH w:val="none" w:color="auto" w:sz="0" w:space="0"/>
             <w:insideV w:val="none" w:color="auto" w:sz="0" w:space="0"/>
           </w:tblBorders>
+          <w:shd w:val="clear" w:color="auto" w:fill="auto"/>
           <w:tblCellMar>
             <w:top w:w="15" w:type="dxa"/>
             <w:left w:w="15" w:type="dxa"/>
@@ -19936,7 +19941,6 @@
             <w:insideH w:val="none" w:color="auto" w:sz="0" w:space="0"/>
             <w:insideV w:val="none" w:color="auto" w:sz="0" w:space="0"/>
           </w:tblBorders>
-          <w:shd w:val="clear" w:color="auto" w:fill="auto"/>
           <w:tblCellMar>
             <w:top w:w="15" w:type="dxa"/>
             <w:left w:w="15" w:type="dxa"/>
@@ -20208,7 +20212,6 @@
             <w:insideH w:val="none" w:color="auto" w:sz="0" w:space="0"/>
             <w:insideV w:val="none" w:color="auto" w:sz="0" w:space="0"/>
           </w:tblBorders>
-          <w:shd w:val="clear" w:color="auto" w:fill="auto"/>
           <w:tblCellMar>
             <w:top w:w="15" w:type="dxa"/>
             <w:left w:w="15" w:type="dxa"/>
@@ -20470,8 +20473,8 @@
         <w:snapToGrid w:val="0"/>
         <w:textAlignment w:val="baseline"/>
       </w:pPr>
-      <w:bookmarkStart w:id="79" w:name="_Toc11835"/>
-      <w:bookmarkStart w:id="80" w:name="heading_42"/>
+      <w:bookmarkStart w:id="79" w:name="heading_42"/>
+      <w:bookmarkStart w:id="80" w:name="_Toc31089"/>
       <w:bookmarkStart w:id="81" w:name="_Toc21034"/>
       <w:bookmarkStart w:id="82" w:name="heading_35"/>
       <w:r>
@@ -20540,7 +20543,7 @@
         <w:snapToGrid w:val="0"/>
         <w:textAlignment w:val="baseline"/>
       </w:pPr>
-      <w:bookmarkStart w:id="83" w:name="_Toc16975"/>
+      <w:bookmarkStart w:id="83" w:name="_Toc22021"/>
       <w:r>
         <w:t>输出的文件及记录</w:t>
       </w:r>
@@ -20666,7 +20669,7 @@
         </w:rPr>
         <w:fldChar w:fldCharType="end"/>
       </w:r>
-      <w:bookmarkStart w:id="85" w:name="_Toc11466"/>
+      <w:bookmarkStart w:id="85" w:name="_Toc20373"/>
       <w:r>
         <w:rPr>
           <w:rFonts w:hint="eastAsia"/>
@@ -20944,12 +20947,6 @@
             <w:insideH w:val="none" w:color="auto" w:sz="0" w:space="0"/>
             <w:insideV w:val="none" w:color="auto" w:sz="0" w:space="0"/>
           </w:tblBorders>
-          <w:tblCellMar>
-            <w:top w:w="0" w:type="dxa"/>
-            <w:left w:w="10" w:type="dxa"/>
-            <w:bottom w:w="0" w:type="dxa"/>
-            <w:right w:w="10" w:type="dxa"/>
-          </w:tblCellMar>
         </w:tblPrEx>
         <w:trPr>
           <w:trHeight w:val="0" w:hRule="atLeast"/>
